--- a/en/files/sessions/s8_exercises.docx
+++ b/en/files/sessions/s8_exercises.docx
@@ -144,7 +144,7 @@
         <w:keepNext/>
       </w:pPr>
       <w:r>
-        <w:t>This sheet is sent by email before the session, as a Word file and as a PDF. Keep it open on your screen and type your answers into the Word file (or print the PDF). In class the whole group works together: you answer in the chat or in polls, and the instructor writes the class answer on the shared screen. The writing you hand in is your own.</w:t>
+        <w:t>Type your answers into this Word file or print the PDF.</w:t>
       </w:r>
     </w:p>
     <w:tbl>
@@ -162,9 +162,9 @@
       </w:tblPr>
       <w:tblGrid>
         <w:gridCol w:w="708"/>
-        <w:gridCol w:w="4721"/>
+        <w:gridCol w:w="4599"/>
         <w:gridCol w:w="1162"/>
-        <w:gridCol w:w="2819"/>
+        <w:gridCol w:w="2941"/>
       </w:tblGrid>
       <w:tr>
         <w:trPr>
@@ -199,7 +199,7 @@
         </w:tc>
         <w:tc>
           <w:tcPr>
-            <w:tcW w:type="dxa" w:w="4721"/>
+            <w:tcW w:type="dxa" w:w="4599"/>
             <w:tcBorders>
               <w:top w:val="single" w:sz="4" w:color="04242F"/>
               <w:left w:val="single" w:sz="4" w:color="04242F"/>
@@ -251,7 +251,7 @@
         </w:tc>
         <w:tc>
           <w:tcPr>
-            <w:tcW w:type="dxa" w:w="2819"/>
+            <w:tcW w:type="dxa" w:w="2942"/>
             <w:tcBorders>
               <w:top w:val="single" w:sz="4" w:color="04242F"/>
               <w:left w:val="single" w:sz="4" w:color="04242F"/>
@@ -305,7 +305,7 @@
         </w:tc>
         <w:tc>
           <w:tcPr>
-            <w:tcW w:type="dxa" w:w="4721"/>
+            <w:tcW w:type="dxa" w:w="4599"/>
             <w:tcBorders>
               <w:top w:val="single" w:sz="4" w:color="D5DDE1"/>
               <w:left w:val="single" w:sz="4" w:color="D5DDE1"/>
@@ -351,7 +351,7 @@
         </w:tc>
         <w:tc>
           <w:tcPr>
-            <w:tcW w:type="dxa" w:w="2819"/>
+            <w:tcW w:type="dxa" w:w="2942"/>
             <w:tcBorders>
               <w:top w:val="single" w:sz="4" w:color="D5DDE1"/>
               <w:left w:val="single" w:sz="4" w:color="D5DDE1"/>
@@ -403,7 +403,7 @@
         </w:tc>
         <w:tc>
           <w:tcPr>
-            <w:tcW w:type="dxa" w:w="4721"/>
+            <w:tcW w:type="dxa" w:w="4599"/>
             <w:tcBorders>
               <w:top w:val="single" w:sz="4" w:color="D5DDE1"/>
               <w:left w:val="single" w:sz="4" w:color="D5DDE1"/>
@@ -428,7 +428,7 @@
               <w:rPr>
                 <w:sz w:val="19"/>
               </w:rPr>
-              <w:t>: Introduction, Discussion, Abstract, Title</w:t>
+              <w:t>: improve your Results section</w:t>
             </w:r>
           </w:p>
         </w:tc>
@@ -458,7 +458,7 @@
         </w:tc>
         <w:tc>
           <w:tcPr>
-            <w:tcW w:type="dxa" w:w="2819"/>
+            <w:tcW w:type="dxa" w:w="2942"/>
             <w:tcBorders>
               <w:top w:val="single" w:sz="4" w:color="D5DDE1"/>
               <w:left w:val="single" w:sz="4" w:color="D5DDE1"/>
@@ -476,7 +476,7 @@
               <w:rPr>
                 <w:sz w:val="19"/>
               </w:rPr>
-              <w:t>22 min whole class on Q1, then 8 min on your own aim and title; finish tonight</w:t>
+              <w:t>22 min whole class on Q1, then 8 min on your own draft and title. Send it tonight</w:t>
             </w:r>
           </w:p>
         </w:tc>
@@ -510,7 +510,7 @@
         </w:tc>
         <w:tc>
           <w:tcPr>
-            <w:tcW w:type="dxa" w:w="4721"/>
+            <w:tcW w:type="dxa" w:w="4599"/>
             <w:tcBorders>
               <w:top w:val="single" w:sz="4" w:color="D5DDE1"/>
               <w:left w:val="single" w:sz="4" w:color="D5DDE1"/>
@@ -556,7 +556,7 @@
         </w:tc>
         <w:tc>
           <w:tcPr>
-            <w:tcW w:type="dxa" w:w="2819"/>
+            <w:tcW w:type="dxa" w:w="2942"/>
             <w:tcBorders>
               <w:top w:val="single" w:sz="4" w:color="D5DDE1"/>
               <w:left w:val="single" w:sz="4" w:color="D5DDE1"/>
@@ -607,7 +607,7 @@
         </w:tc>
         <w:tc>
           <w:tcPr>
-            <w:tcW w:type="dxa" w:w="4721"/>
+            <w:tcW w:type="dxa" w:w="4599"/>
             <w:tcBorders>
               <w:top w:val="single" w:sz="4" w:color="D5DDE1"/>
               <w:left w:val="single" w:sz="4" w:color="D5DDE1"/>
@@ -654,7 +654,7 @@
         </w:tc>
         <w:tc>
           <w:tcPr>
-            <w:tcW w:type="dxa" w:w="2819"/>
+            <w:tcW w:type="dxa" w:w="2942"/>
             <w:tcBorders>
               <w:top w:val="single" w:sz="4" w:color="D5DDE1"/>
               <w:left w:val="single" w:sz="4" w:color="D5DDE1"/>
@@ -684,36 +684,7 @@
     </w:p>
     <w:p>
       <w:r>
-        <w:t xml:space="preserve">Files you need (sent before the session; all in the course folder): Paper 1 (Boulet 2024, </w:t>
-      </w:r>
-      <w:r>
-        <w:rPr>
-          <w:i/>
-        </w:rPr>
-        <w:t>Crit Care</w:t>
-      </w:r>
-      <w:r>
-        <w:t xml:space="preserve">, a randomised pilot trial of restrictive fluids in septic shock) and Paper 2 (Hyun 2023, </w:t>
-      </w:r>
-      <w:r>
-        <w:rPr>
-          <w:i/>
-        </w:rPr>
-        <w:t>Ann Intensive Care</w:t>
-      </w:r>
-      <w:r>
-        <w:t xml:space="preserve">, a propensity-matched cohort of fluid balance and death in sepsis), original PDFs in </w:t>
-      </w:r>
-      <w:r>
-        <w:rPr>
-          <w:rFonts w:ascii="Consolas" w:hAnsi="Consolas" w:cs="Consolas" w:eastAsia="Consolas"/>
-          <w:color w:val="0B376C"/>
-          <w:sz w:val="19"/>
-        </w:rPr>
-        <w:t>Course/Papers</w:t>
-      </w:r>
-      <w:r>
-        <w:t>; the class Q1 draft from Session 7 (PDF); your own Methods and Results draft and the results pack for your question.</w:t>
+        <w:t>Files you need (sent by email): the original PDFs of Paper 1 (Boulet 2024) and Paper 2 (Hyun 2023), the class Q1 Results from Session 7 (PDF), your own Results draft and your results pack.</w:t>
       </w:r>
     </w:p>
     <w:p>
@@ -726,7 +697,7 @@
     </w:p>
     <w:p>
       <w:r>
-        <w:t>Use these to practise after the session, before you finish your manuscript.</w:t>
+        <w:t>Practice for after the session.</w:t>
       </w:r>
     </w:p>
     <w:p>
@@ -1728,12 +1699,7 @@
         <w:pStyle w:val="Heading1"/>
       </w:pPr>
       <w:r>
-        <w:t>Part B: Manuscript workshop 2: complete the draft (30 minutes, 20:00)</w:t>
-      </w:r>
-    </w:p>
-    <w:p>
-      <w:r>
-        <w:t>Today the Introduction, Discussion, Abstract and Title are added, and the draft is complete. We give you the results; you write the paper.</w:t>
+        <w:t>Part B: Manuscript workshop 2: improve your Results section (30 minutes, 20:00)</w:t>
       </w:r>
     </w:p>
     <w:p>
@@ -1759,8 +1725,8 @@
       </w:tblPr>
       <w:tblGrid>
         <w:gridCol w:w="1502"/>
-        <w:gridCol w:w="935"/>
-        <w:gridCol w:w="6974"/>
+        <w:gridCol w:w="1191"/>
+        <w:gridCol w:w="6717"/>
       </w:tblGrid>
       <w:tr>
         <w:trPr>
@@ -1795,7 +1761,7 @@
         </w:tc>
         <w:tc>
           <w:tcPr>
-            <w:tcW w:type="dxa" w:w="935"/>
+            <w:tcW w:type="dxa" w:w="1192"/>
             <w:tcBorders>
               <w:top w:val="single" w:sz="4" w:color="04242F"/>
               <w:left w:val="single" w:sz="4" w:color="04242F"/>
@@ -1821,7 +1787,7 @@
         </w:tc>
         <w:tc>
           <w:tcPr>
-            <w:tcW w:type="dxa" w:w="6973"/>
+            <w:tcW w:type="dxa" w:w="6717"/>
             <w:tcBorders>
               <w:top w:val="single" w:sz="4" w:color="04242F"/>
               <w:left w:val="single" w:sz="4" w:color="04242F"/>
@@ -1875,7 +1841,7 @@
         </w:tc>
         <w:tc>
           <w:tcPr>
-            <w:tcW w:type="dxa" w:w="935"/>
+            <w:tcW w:type="dxa" w:w="1192"/>
             <w:tcBorders>
               <w:top w:val="single" w:sz="4" w:color="D5DDE1"/>
               <w:left w:val="single" w:sz="4" w:color="D5DDE1"/>
@@ -1892,13 +1858,13 @@
               <w:rPr>
                 <w:sz w:val="19"/>
               </w:rPr>
-              <w:t>Whole class, on Q1</w:t>
+              <w:t>Whole class, Q1</w:t>
             </w:r>
           </w:p>
         </w:tc>
         <w:tc>
           <w:tcPr>
-            <w:tcW w:type="dxa" w:w="6973"/>
+            <w:tcW w:type="dxa" w:w="6717"/>
             <w:tcBorders>
               <w:top w:val="single" w:sz="4" w:color="D5DDE1"/>
               <w:left w:val="single" w:sz="4" w:color="D5DDE1"/>
@@ -1916,13 +1882,13 @@
                 <w:b/>
                 <w:sz w:val="19"/>
               </w:rPr>
-              <w:t>Introduction</w:t>
+              <w:t>Numbers</w:t>
             </w:r>
             <w:r>
               <w:rPr>
                 <w:sz w:val="19"/>
               </w:rPr>
-              <w:t>: three paragraphs (known, not known, aim). You suggest sentences in the chat; the instructor types them into the class draft.</w:t>
+              <w:t>: every number in the class Q1 Results against results pack Q1</w:t>
             </w:r>
           </w:p>
         </w:tc>
@@ -1951,13 +1917,13 @@
               <w:rPr>
                 <w:sz w:val="19"/>
               </w:rPr>
-              <w:t>20:06–20:15</w:t>
+              <w:t>20:06–20:11</w:t>
             </w:r>
           </w:p>
         </w:tc>
         <w:tc>
           <w:tcPr>
-            <w:tcW w:type="dxa" w:w="935"/>
+            <w:tcW w:type="dxa" w:w="1192"/>
             <w:tcBorders>
               <w:top w:val="single" w:sz="4" w:color="D5DDE1"/>
               <w:left w:val="single" w:sz="4" w:color="D5DDE1"/>
@@ -1981,7 +1947,7 @@
         </w:tc>
         <w:tc>
           <w:tcPr>
-            <w:tcW w:type="dxa" w:w="6973"/>
+            <w:tcW w:type="dxa" w:w="6717"/>
             <w:tcBorders>
               <w:top w:val="single" w:sz="4" w:color="D5DDE1"/>
               <w:left w:val="single" w:sz="4" w:color="D5DDE1"/>
@@ -2000,13 +1966,13 @@
                 <w:b/>
                 <w:sz w:val="19"/>
               </w:rPr>
-              <w:t>Discussion</w:t>
+              <w:t>Tables and figure</w:t>
             </w:r>
             <w:r>
               <w:rPr>
                 <w:sz w:val="19"/>
               </w:rPr>
-              <w:t>: six moves (answer, compare, explain, limitations with direction, implications, conclusion).</w:t>
+              <w:t>: title, units, n, abbreviations. Does each stand alone?</w:t>
             </w:r>
           </w:p>
         </w:tc>
@@ -2034,13 +2000,13 @@
               <w:rPr>
                 <w:sz w:val="19"/>
               </w:rPr>
-              <w:t>20:15–20:20</w:t>
+              <w:t>20:11–20:16</w:t>
             </w:r>
           </w:p>
         </w:tc>
         <w:tc>
           <w:tcPr>
-            <w:tcW w:type="dxa" w:w="935"/>
+            <w:tcW w:type="dxa" w:w="1192"/>
             <w:tcBorders>
               <w:top w:val="single" w:sz="4" w:color="D5DDE1"/>
               <w:left w:val="single" w:sz="4" w:color="D5DDE1"/>
@@ -2063,7 +2029,7 @@
         </w:tc>
         <w:tc>
           <w:tcPr>
-            <w:tcW w:type="dxa" w:w="6973"/>
+            <w:tcW w:type="dxa" w:w="6717"/>
             <w:tcBorders>
               <w:top w:val="single" w:sz="4" w:color="D5DDE1"/>
               <w:left w:val="single" w:sz="4" w:color="D5DDE1"/>
@@ -2081,13 +2047,13 @@
                 <w:b/>
                 <w:sz w:val="19"/>
               </w:rPr>
-              <w:t>Abstract</w:t>
+              <w:t>Words</w:t>
             </w:r>
             <w:r>
               <w:rPr>
                 <w:sz w:val="19"/>
               </w:rPr>
-              <w:t>: Background / Methods / Results / Conclusions, numbers copied from the class Results.</w:t>
+              <w:t>: no interpretation, no "trend", no causal verbs</w:t>
             </w:r>
           </w:p>
         </w:tc>
@@ -2116,13 +2082,13 @@
               <w:rPr>
                 <w:sz w:val="19"/>
               </w:rPr>
-              <w:t>20:20–20:22</w:t>
+              <w:t>20:16–20:19</w:t>
             </w:r>
           </w:p>
         </w:tc>
         <w:tc>
           <w:tcPr>
-            <w:tcW w:type="dxa" w:w="935"/>
+            <w:tcW w:type="dxa" w:w="1192"/>
             <w:tcBorders>
               <w:top w:val="single" w:sz="4" w:color="D5DDE1"/>
               <w:left w:val="single" w:sz="4" w:color="D5DDE1"/>
@@ -2146,7 +2112,7 @@
         </w:tc>
         <w:tc>
           <w:tcPr>
-            <w:tcW w:type="dxa" w:w="6973"/>
+            <w:tcW w:type="dxa" w:w="6717"/>
             <w:tcBorders>
               <w:top w:val="single" w:sz="4" w:color="D5DDE1"/>
               <w:left w:val="single" w:sz="4" w:color="D5DDE1"/>
@@ -2165,13 +2131,13 @@
                 <w:b/>
                 <w:sz w:val="19"/>
               </w:rPr>
-              <w:t>Title</w:t>
+              <w:t>Working title</w:t>
             </w:r>
             <w:r>
               <w:rPr>
                 <w:sz w:val="19"/>
               </w:rPr>
-              <w:t xml:space="preserve"> and verb check: every "cause", "impact", "effect of" and "show" becomes "associated with".</w:t>
+              <w:t>: design stated, "associated"</w:t>
             </w:r>
           </w:p>
         </w:tc>
@@ -2199,13 +2165,13 @@
               <w:rPr>
                 <w:sz w:val="19"/>
               </w:rPr>
-              <w:t>20:22–20:30</w:t>
+              <w:t>20:19–20:22</w:t>
             </w:r>
           </w:p>
         </w:tc>
         <w:tc>
           <w:tcPr>
-            <w:tcW w:type="dxa" w:w="935"/>
+            <w:tcW w:type="dxa" w:w="1192"/>
             <w:tcBorders>
               <w:top w:val="single" w:sz="4" w:color="D5DDE1"/>
               <w:left w:val="single" w:sz="4" w:color="D5DDE1"/>
@@ -2222,13 +2188,13 @@
               <w:rPr>
                 <w:sz w:val="19"/>
               </w:rPr>
-              <w:t>You, alone</w:t>
+              <w:t>Whole class</w:t>
             </w:r>
           </w:p>
         </w:tc>
         <w:tc>
           <w:tcPr>
-            <w:tcW w:type="dxa" w:w="6973"/>
+            <w:tcW w:type="dxa" w:w="6717"/>
             <w:tcBorders>
               <w:top w:val="single" w:sz="4" w:color="D5DDE1"/>
               <w:left w:val="single" w:sz="4" w:color="D5DDE1"/>
@@ -2243,9 +2209,16 @@
             </w:pPr>
             <w:r>
               <w:rPr>
+                <w:b/>
                 <w:sz w:val="19"/>
               </w:rPr>
-              <w:t>Write the aim sentence and the title for YOUR question. Paste your title in the chat.</w:t>
+              <w:t>The optional parts</w:t>
+            </w:r>
+            <w:r>
+              <w:rPr>
+                <w:sz w:val="19"/>
+              </w:rPr>
+              <w:t>: what an Introduction, Discussion and Abstract would add</w:t>
             </w:r>
           </w:p>
         </w:tc>
@@ -2267,6 +2240,82 @@
           </w:tcPr>
           <w:p>
             <w:pPr>
+              <w:keepNext/>
+              <w:spacing w:after="0"/>
+            </w:pPr>
+            <w:r>
+              <w:rPr>
+                <w:sz w:val="19"/>
+              </w:rPr>
+              <w:t>20:22–20:30</w:t>
+            </w:r>
+          </w:p>
+        </w:tc>
+        <w:tc>
+          <w:tcPr>
+            <w:tcW w:type="dxa" w:w="1192"/>
+            <w:tcBorders>
+              <w:top w:val="single" w:sz="4" w:color="D5DDE1"/>
+              <w:left w:val="single" w:sz="4" w:color="D5DDE1"/>
+              <w:bottom w:val="single" w:sz="4" w:color="D5DDE1"/>
+              <w:right w:val="single" w:sz="4" w:color="D5DDE1"/>
+            </w:tcBorders>
+            <w:shd w:val="clear" w:color="auto" w:fill="F5F9FA"/>
+          </w:tcPr>
+          <w:p>
+            <w:pPr>
+              <w:keepNext/>
+              <w:spacing w:after="0"/>
+            </w:pPr>
+            <w:r>
+              <w:rPr>
+                <w:sz w:val="19"/>
+              </w:rPr>
+              <w:t>You</w:t>
+            </w:r>
+          </w:p>
+        </w:tc>
+        <w:tc>
+          <w:tcPr>
+            <w:tcW w:type="dxa" w:w="6717"/>
+            <w:tcBorders>
+              <w:top w:val="single" w:sz="4" w:color="D5DDE1"/>
+              <w:left w:val="single" w:sz="4" w:color="D5DDE1"/>
+              <w:bottom w:val="single" w:sz="4" w:color="D5DDE1"/>
+              <w:right w:val="single" w:sz="4" w:color="D5DDE1"/>
+            </w:tcBorders>
+            <w:shd w:val="clear" w:color="auto" w:fill="F5F9FA"/>
+          </w:tcPr>
+          <w:p>
+            <w:pPr>
+              <w:keepNext/>
+              <w:spacing w:after="0"/>
+            </w:pPr>
+            <w:r>
+              <w:rPr>
+                <w:sz w:val="19"/>
+              </w:rPr>
+              <w:t>Run the same checks on your own draft. Write your working title and paste it in the chat</w:t>
+            </w:r>
+          </w:p>
+        </w:tc>
+      </w:tr>
+      <w:tr>
+        <w:trPr>
+          <w:cantSplit w:val="true"/>
+        </w:trPr>
+        <w:tc>
+          <w:tcPr>
+            <w:tcW w:type="dxa" w:w="1502"/>
+            <w:tcBorders>
+              <w:top w:val="single" w:sz="4" w:color="D5DDE1"/>
+              <w:left w:val="single" w:sz="4" w:color="D5DDE1"/>
+              <w:bottom w:val="single" w:sz="4" w:color="D5DDE1"/>
+              <w:right w:val="single" w:sz="4" w:color="D5DDE1"/>
+            </w:tcBorders>
+          </w:tcPr>
+          <w:p>
+            <w:pPr>
               <w:spacing w:after="0"/>
             </w:pPr>
             <w:r>
@@ -2279,14 +2328,13 @@
         </w:tc>
         <w:tc>
           <w:tcPr>
-            <w:tcW w:type="dxa" w:w="935"/>
+            <w:tcW w:type="dxa" w:w="1192"/>
             <w:tcBorders>
               <w:top w:val="single" w:sz="4" w:color="D5DDE1"/>
               <w:left w:val="single" w:sz="4" w:color="D5DDE1"/>
               <w:bottom w:val="single" w:sz="4" w:color="D5DDE1"/>
               <w:right w:val="single" w:sz="4" w:color="D5DDE1"/>
             </w:tcBorders>
-            <w:shd w:val="clear" w:color="auto" w:fill="F5F9FA"/>
           </w:tcPr>
           <w:p>
             <w:pPr>
@@ -2302,14 +2350,13 @@
         </w:tc>
         <w:tc>
           <w:tcPr>
-            <w:tcW w:type="dxa" w:w="6973"/>
+            <w:tcW w:type="dxa" w:w="6717"/>
             <w:tcBorders>
               <w:top w:val="single" w:sz="4" w:color="D5DDE1"/>
               <w:left w:val="single" w:sz="4" w:color="D5DDE1"/>
               <w:bottom w:val="single" w:sz="4" w:color="D5DDE1"/>
               <w:right w:val="single" w:sz="4" w:color="D5DDE1"/>
             </w:tcBorders>
-            <w:shd w:val="clear" w:color="auto" w:fill="F5F9FA"/>
           </w:tcPr>
           <w:p>
             <w:pPr>
@@ -2319,7 +2366,7 @@
               <w:rPr>
                 <w:sz w:val="19"/>
               </w:rPr>
-              <w:t>Add your Introduction (~350 words), Discussion (~600 words), Abstract (≤ 250 words) and Title + 3–6 keywords, and submit the complete draft.</w:t>
+              <w:t>Final check, then email your Results section</w:t>
             </w:r>
           </w:p>
         </w:tc>
@@ -2332,7 +2379,7 @@
     </w:p>
     <w:p>
       <w:r>
-        <w:t>The completed class draft for Q1 is shared as a PDF after the session. If you chose Q1, write your paper in your own words; do not copy the class draft.</w:t>
+        <w:t>The improved class Q1 Results are sent as a PDF after the session.</w:t>
       </w:r>
     </w:p>
     <w:p>
@@ -2340,7 +2387,7 @@
         <w:pStyle w:val="Heading2"/>
       </w:pPr>
       <w:r>
-        <w:t>Discussion: six moves checklist</w:t>
+        <w:t>Final check before you send</w:t>
       </w:r>
     </w:p>
     <w:p>
@@ -2355,13 +2402,7 @@
         <w:t xml:space="preserve">☐  </w:t>
       </w:r>
       <w:r>
-        <w:rPr>
-          <w:b/>
-        </w:rPr>
-        <w:t>1 Answer</w:t>
-      </w:r>
-      <w:r>
-        <w:t>: first sentence answers the question with the main number (adjusted estimate + 95% CI)</w:t>
+        <w:t>Every number agrees with your results pack</w:t>
       </w:r>
     </w:p>
     <w:p>
@@ -2376,13 +2417,7 @@
         <w:t xml:space="preserve">☐  </w:t>
       </w:r>
       <w:r>
-        <w:rPr>
-          <w:b/>
-        </w:rPr>
-        <w:t>2 Compare</w:t>
-      </w:r>
-      <w:r>
-        <w:t>: with Paper 2 and at least one other study, and why results may differ</w:t>
+        <w:t>Percentages with denominators, estimates with 95% CIs</w:t>
       </w:r>
     </w:p>
     <w:p>
@@ -2397,13 +2432,7 @@
         <w:t xml:space="preserve">☐  </w:t>
       </w:r>
       <w:r>
-        <w:rPr>
-          <w:b/>
-        </w:rPr>
-        <w:t>3 Explain</w:t>
-      </w:r>
-      <w:r>
-        <w:t>: one short paragraph on mechanism / plausibility</w:t>
+        <w:t>Crude and adjusted estimates both reported</w:t>
       </w:r>
     </w:p>
     <w:p>
@@ -2418,19 +2447,7 @@
         <w:t xml:space="preserve">☐  </w:t>
       </w:r>
       <w:r>
-        <w:rPr>
-          <w:b/>
-        </w:rPr>
-        <w:t>4 Limitations</w:t>
-      </w:r>
-      <w:r>
-        <w:t xml:space="preserve">: observational design (residual confounding, especially severity), simulated teaching data, missing data, single time point… each with its likely </w:t>
-      </w:r>
-      <w:r>
-        <w:rPr>
-          <w:i/>
-        </w:rPr>
-        <w:t>direction</w:t>
+        <w:t>Table 1 and one main table or figure that stand alone</w:t>
       </w:r>
     </w:p>
     <w:p>
@@ -2445,13 +2462,7 @@
         <w:t xml:space="preserve">☐  </w:t>
       </w:r>
       <w:r>
-        <w:rPr>
-          <w:b/>
-        </w:rPr>
-        <w:t>5 Implications</w:t>
-      </w:r>
-      <w:r>
-        <w:t>: for practice (cautious) and research (e.g. a randomised trial such as Paper 1)</w:t>
+        <w:t>No interpretation and no causal words</w:t>
       </w:r>
     </w:p>
     <w:p>
@@ -2466,13 +2477,7 @@
         <w:t xml:space="preserve">☐  </w:t>
       </w:r>
       <w:r>
-        <w:rPr>
-          <w:b/>
-        </w:rPr>
-        <w:t>6 Conclusion</w:t>
-      </w:r>
-      <w:r>
-        <w:t>: one sentence, same verb and message as the abstract and title</w:t>
+        <w:t>Working title, simulated-data sentence, AI-use statement</w:t>
       </w:r>
     </w:p>
     <w:p>
@@ -2480,7 +2485,12 @@
         <w:pStyle w:val="Heading2"/>
       </w:pPr>
       <w:r>
-        <w:t>Question-specific reminders</w:t>
+        <w:t>Optional parts</w:t>
+      </w:r>
+    </w:p>
+    <w:p>
+      <w:r>
+        <w:t>If you have time, add any of these in the same file. Trainers give feedback on them.</w:t>
       </w:r>
     </w:p>
     <w:p>
@@ -2492,10 +2502,10 @@
         <w:rPr>
           <w:b/>
         </w:rPr>
-        <w:t>Q1:</w:t>
+        <w:t>Introduction:</w:t>
       </w:r>
       <w:r>
-        <w:t xml:space="preserve"> crude and adjusted ORs differ. Explain confounding by indication in move 3 or 4.</w:t>
+        <w:t xml:space="preserve"> three paragraphs: known, not known, aim</w:t>
       </w:r>
     </w:p>
     <w:p>
@@ -2507,19 +2517,10 @@
         <w:rPr>
           <w:b/>
         </w:rPr>
-        <w:t>Q2:</w:t>
+        <w:t>Discussion:</w:t>
       </w:r>
       <w:r>
-        <w:t xml:space="preserve"> acute kidney injury may also </w:t>
-      </w:r>
-      <w:r>
-        <w:rPr>
-          <w:i/>
-        </w:rPr>
-        <w:t>cause</w:t>
-      </w:r>
-      <w:r>
-        <w:t xml:space="preserve"> fluid accumulation (reverse causation). Say so.</w:t>
+        <w:t xml:space="preserve"> answer, compare (e.g. with Paper 2), explain, limitations with their direction, implications, conclusion</w:t>
       </w:r>
     </w:p>
     <w:p>
@@ -2531,40 +2532,10 @@
         <w:rPr>
           <w:b/>
         </w:rPr>
-        <w:t>Q3:</w:t>
+        <w:t>Abstract:</w:t>
       </w:r>
       <w:r>
-        <w:t xml:space="preserve"> ventilator-free days are skewed and count death as zero. Explain what the measure means.</w:t>
-      </w:r>
-    </w:p>
-    <w:p>
-      <w:pPr>
-        <w:pStyle w:val="ListBullet"/>
-        <w:spacing w:after="40"/>
-      </w:pPr>
-      <w:r>
-        <w:rPr>
-          <w:b/>
-        </w:rPr>
-        <w:t>Q4:</w:t>
-      </w:r>
-      <w:r>
-        <w:t xml:space="preserve"> compare complete-case and multiple-imputation estimates; say what the missing-data assumption (MAR, missing at random) means for your conclusion.</w:t>
-      </w:r>
-    </w:p>
-    <w:p>
-      <w:pPr>
-        <w:pStyle w:val="ListBullet"/>
-        <w:spacing w:after="40"/>
-      </w:pPr>
-      <w:r>
-        <w:rPr>
-          <w:b/>
-        </w:rPr>
-        <w:t>Q5:</w:t>
-      </w:r>
-      <w:r>
-        <w:t xml:space="preserve"> survivors only. Those who died are excluded, so say who the result applies to.</w:t>
+        <w:t xml:space="preserve"> structured, 250 words or fewer, numbers identical to your Results</w:t>
       </w:r>
     </w:p>
     <w:p>
@@ -2577,7 +2548,24 @@
     </w:p>
     <w:p>
       <w:r>
-        <w:t xml:space="preserve">Your complete draft (~2,000 words, template </w:t>
+        <w:rPr>
+          <w:rFonts w:ascii="Consolas" w:hAnsi="Consolas" w:cs="Consolas" w:eastAsia="Consolas"/>
+          <w:color w:val="0B376C"/>
+          <w:sz w:val="19"/>
+        </w:rPr>
+        <w:t>Surname_Firstname_Results_QN.docx</w:t>
+      </w:r>
+      <w:r>
+        <w:t xml:space="preserve">, emailed to your reviewer and to the course lead (myluong1710@gmail.com) </w:t>
+      </w:r>
+      <w:r>
+        <w:rPr>
+          <w:b/>
+        </w:rPr>
+        <w:t>by 23:59 tonight</w:t>
+      </w:r>
+      <w:r>
+        <w:t>. Then the peer review (</w:t>
       </w:r>
       <w:r>
         <w:rPr>
@@ -2585,10 +2573,10 @@
           <w:color w:val="0B376C"/>
           <w:sz w:val="19"/>
         </w:rPr>
-        <w:t>Course/Templates/Manuscript_Template_IMRaD</w:t>
+        <w:t>Peer_Review_Instructions.pdf</w:t>
       </w:r>
       <w:r>
-        <w:t xml:space="preserve">) saved as </w:t>
+        <w:t>): your review is due on 2 January 2027, and your revised Results section and response letter (</w:t>
       </w:r>
       <w:r>
         <w:rPr>
@@ -2596,52 +2584,10 @@
           <w:color w:val="0B376C"/>
           <w:sz w:val="19"/>
         </w:rPr>
-        <w:t>Surname_Manuscript_QN_draft.docx</w:t>
+        <w:t>Response_to_Reviewers_Template.docx</w:t>
       </w:r>
       <w:r>
-        <w:t xml:space="preserve">, submitted </w:t>
-      </w:r>
-      <w:r>
-        <w:rPr>
-          <w:b/>
-        </w:rPr>
-        <w:t>by 23:59 on the day of Session 8</w:t>
-      </w:r>
-      <w:r>
-        <w:t xml:space="preserve"> (course folder or email to the course lead; see </w:t>
-      </w:r>
-      <w:r>
-        <w:rPr>
-          <w:rFonts w:ascii="Consolas" w:hAnsi="Consolas" w:cs="Consolas" w:eastAsia="Consolas"/>
-          <w:color w:val="0B376C"/>
-          <w:sz w:val="19"/>
-        </w:rPr>
-        <w:t>Course/Assignment/manuscript_brief.md</w:t>
-      </w:r>
-      <w:r>
-        <w:t>). Then the individual peer review: within 2 days the course lead sends you one classmate's draft; you review it with the 10 questions of Part D and send your review within 1 week; you send your revised draft and a response letter (</w:t>
-      </w:r>
-      <w:r>
-        <w:rPr>
-          <w:rFonts w:ascii="Consolas" w:hAnsi="Consolas" w:cs="Consolas" w:eastAsia="Consolas"/>
-          <w:color w:val="0B376C"/>
-          <w:sz w:val="19"/>
-        </w:rPr>
-        <w:t>Course/Templates/Response_to_Reviewers_Template</w:t>
-      </w:r>
-      <w:r>
-        <w:t>) within 2 weeks (</w:t>
-      </w:r>
-      <w:r>
-        <w:rPr>
-          <w:rFonts w:ascii="Consolas" w:hAnsi="Consolas" w:cs="Consolas" w:eastAsia="Consolas"/>
-          <w:color w:val="0B376C"/>
-          <w:sz w:val="19"/>
-        </w:rPr>
-        <w:t>Course/Assignment/peer_review_instructions.md</w:t>
-      </w:r>
-      <w:r>
-        <w:t>).</w:t>
+        <w:t>) on 30 January 2027.</w:t>
       </w:r>
     </w:p>
     <w:p>
@@ -4315,31 +4261,6 @@
       <w:pPr>
         <w:spacing w:after="80"/>
       </w:pPr>
-    </w:p>
-    <w:p>
-      <w:pPr>
-        <w:pStyle w:val="KeyFindings"/>
-        <w:keepNext w:val="0"/>
-        <w:spacing w:after="40"/>
-      </w:pPr>
-      <w:r>
-        <w:rPr>
-          <w:b/>
-        </w:rPr>
-        <w:t>Why this matters:</w:t>
-      </w:r>
-      <w:r>
-        <w:t xml:space="preserve"> after the course you use the </w:t>
-      </w:r>
-      <w:r>
-        <w:rPr>
-          <w:b/>
-        </w:rPr>
-        <w:t>same 10 questions</w:t>
-      </w:r>
-      <w:r>
-        <w:t xml:space="preserve"> to review one classmate's FLUID-ICU manuscript (individual peer review, 2 weeks).</w:t>
-      </w:r>
     </w:p>
     <w:p>
       <w:pPr>

--- a/en/files/sessions/s8_exercises.docx
+++ b/en/files/sessions/s8_exercises.docx
@@ -162,9 +162,9 @@
       </w:tblPr>
       <w:tblGrid>
         <w:gridCol w:w="708"/>
-        <w:gridCol w:w="4599"/>
+        <w:gridCol w:w="4350"/>
         <w:gridCol w:w="1162"/>
-        <w:gridCol w:w="2941"/>
+        <w:gridCol w:w="3190"/>
       </w:tblGrid>
       <w:tr>
         <w:trPr>
@@ -199,7 +199,7 @@
         </w:tc>
         <w:tc>
           <w:tcPr>
-            <w:tcW w:type="dxa" w:w="4599"/>
+            <w:tcW w:type="dxa" w:w="4350"/>
             <w:tcBorders>
               <w:top w:val="single" w:sz="4" w:color="04242F"/>
               <w:left w:val="single" w:sz="4" w:color="04242F"/>
@@ -251,7 +251,7 @@
         </w:tc>
         <w:tc>
           <w:tcPr>
-            <w:tcW w:type="dxa" w:w="2942"/>
+            <w:tcW w:type="dxa" w:w="3191"/>
             <w:tcBorders>
               <w:top w:val="single" w:sz="4" w:color="04242F"/>
               <w:left w:val="single" w:sz="4" w:color="04242F"/>
@@ -305,7 +305,7 @@
         </w:tc>
         <w:tc>
           <w:tcPr>
-            <w:tcW w:type="dxa" w:w="4599"/>
+            <w:tcW w:type="dxa" w:w="4350"/>
             <w:tcBorders>
               <w:top w:val="single" w:sz="4" w:color="D5DDE1"/>
               <w:left w:val="single" w:sz="4" w:color="D5DDE1"/>
@@ -351,7 +351,7 @@
         </w:tc>
         <w:tc>
           <w:tcPr>
-            <w:tcW w:type="dxa" w:w="2942"/>
+            <w:tcW w:type="dxa" w:w="3191"/>
             <w:tcBorders>
               <w:top w:val="single" w:sz="4" w:color="D5DDE1"/>
               <w:left w:val="single" w:sz="4" w:color="D5DDE1"/>
@@ -403,7 +403,7 @@
         </w:tc>
         <w:tc>
           <w:tcPr>
-            <w:tcW w:type="dxa" w:w="4599"/>
+            <w:tcW w:type="dxa" w:w="4350"/>
             <w:tcBorders>
               <w:top w:val="single" w:sz="4" w:color="D5DDE1"/>
               <w:left w:val="single" w:sz="4" w:color="D5DDE1"/>
@@ -452,13 +452,13 @@
               <w:rPr>
                 <w:sz w:val="19"/>
               </w:rPr>
-              <w:t>20:00 (30 min)</w:t>
+              <w:t>20:05 (25 min)</w:t>
             </w:r>
           </w:p>
         </w:tc>
         <w:tc>
           <w:tcPr>
-            <w:tcW w:type="dxa" w:w="2942"/>
+            <w:tcW w:type="dxa" w:w="3191"/>
             <w:tcBorders>
               <w:top w:val="single" w:sz="4" w:color="D5DDE1"/>
               <w:left w:val="single" w:sz="4" w:color="D5DDE1"/>
@@ -476,7 +476,7 @@
               <w:rPr>
                 <w:sz w:val="19"/>
               </w:rPr>
-              <w:t>22 min whole class on Q1, then 8 min on your own draft and title. Send it tonight</w:t>
+              <w:t>17 min whole class on Q1, then 8 min on your own draft and title. Send it by 23:59 on Sunday 20 December</w:t>
             </w:r>
           </w:p>
         </w:tc>
@@ -510,7 +510,7 @@
         </w:tc>
         <w:tc>
           <w:tcPr>
-            <w:tcW w:type="dxa" w:w="4599"/>
+            <w:tcW w:type="dxa" w:w="4350"/>
             <w:tcBorders>
               <w:top w:val="single" w:sz="4" w:color="D5DDE1"/>
               <w:left w:val="single" w:sz="4" w:color="D5DDE1"/>
@@ -556,7 +556,7 @@
         </w:tc>
         <w:tc>
           <w:tcPr>
-            <w:tcW w:type="dxa" w:w="2942"/>
+            <w:tcW w:type="dxa" w:w="3191"/>
             <w:tcBorders>
               <w:top w:val="single" w:sz="4" w:color="D5DDE1"/>
               <w:left w:val="single" w:sz="4" w:color="D5DDE1"/>
@@ -607,7 +607,7 @@
         </w:tc>
         <w:tc>
           <w:tcPr>
-            <w:tcW w:type="dxa" w:w="4599"/>
+            <w:tcW w:type="dxa" w:w="4350"/>
             <w:tcBorders>
               <w:top w:val="single" w:sz="4" w:color="D5DDE1"/>
               <w:left w:val="single" w:sz="4" w:color="D5DDE1"/>
@@ -654,7 +654,7 @@
         </w:tc>
         <w:tc>
           <w:tcPr>
-            <w:tcW w:type="dxa" w:w="2942"/>
+            <w:tcW w:type="dxa" w:w="3191"/>
             <w:tcBorders>
               <w:top w:val="single" w:sz="4" w:color="D5DDE1"/>
               <w:left w:val="single" w:sz="4" w:color="D5DDE1"/>
@@ -1699,7 +1699,7 @@
         <w:pStyle w:val="Heading1"/>
       </w:pPr>
       <w:r>
-        <w:t>Part B: Manuscript workshop 2: improve your Results section (30 minutes, 20:00)</w:t>
+        <w:t>Part B: Manuscript workshop 2: improve your Results section (25 minutes, 20:05)</w:t>
       </w:r>
     </w:p>
     <w:p>
@@ -1707,7 +1707,7 @@
         <w:pStyle w:val="Heading2"/>
       </w:pPr>
       <w:r>
-        <w:t>How the 30 minutes are used</w:t>
+        <w:t>How the 25 minutes are used</w:t>
       </w:r>
     </w:p>
     <w:tbl>
@@ -1724,9 +1724,9 @@
         <w:tblLook w:firstColumn="1" w:firstRow="1" w:lastColumn="0" w:lastRow="0" w:noHBand="0" w:noVBand="1" w:val="04A0"/>
       </w:tblPr>
       <w:tblGrid>
-        <w:gridCol w:w="1502"/>
-        <w:gridCol w:w="1191"/>
-        <w:gridCol w:w="6717"/>
+        <w:gridCol w:w="1708"/>
+        <w:gridCol w:w="1160"/>
+        <w:gridCol w:w="6543"/>
       </w:tblGrid>
       <w:tr>
         <w:trPr>
@@ -1735,7 +1735,7 @@
         </w:trPr>
         <w:tc>
           <w:tcPr>
-            <w:tcW w:type="dxa" w:w="1502"/>
+            <w:tcW w:type="dxa" w:w="1708"/>
             <w:tcBorders>
               <w:top w:val="single" w:sz="4" w:color="04242F"/>
               <w:left w:val="single" w:sz="4" w:color="04242F"/>
@@ -1761,7 +1761,7 @@
         </w:tc>
         <w:tc>
           <w:tcPr>
-            <w:tcW w:type="dxa" w:w="1192"/>
+            <w:tcW w:type="dxa" w:w="1160"/>
             <w:tcBorders>
               <w:top w:val="single" w:sz="4" w:color="04242F"/>
               <w:left w:val="single" w:sz="4" w:color="04242F"/>
@@ -1787,7 +1787,7 @@
         </w:tc>
         <w:tc>
           <w:tcPr>
-            <w:tcW w:type="dxa" w:w="6717"/>
+            <w:tcW w:type="dxa" w:w="6542"/>
             <w:tcBorders>
               <w:top w:val="single" w:sz="4" w:color="04242F"/>
               <w:left w:val="single" w:sz="4" w:color="04242F"/>
@@ -1818,7 +1818,7 @@
         </w:trPr>
         <w:tc>
           <w:tcPr>
-            <w:tcW w:type="dxa" w:w="1502"/>
+            <w:tcW w:type="dxa" w:w="1708"/>
             <w:tcBorders>
               <w:top w:val="single" w:sz="4" w:color="D5DDE1"/>
               <w:left w:val="single" w:sz="4" w:color="D5DDE1"/>
@@ -1835,13 +1835,13 @@
               <w:rPr>
                 <w:sz w:val="19"/>
               </w:rPr>
-              <w:t>20:00–20:06</w:t>
+              <w:t>20:05–20:10</w:t>
             </w:r>
           </w:p>
         </w:tc>
         <w:tc>
           <w:tcPr>
-            <w:tcW w:type="dxa" w:w="1192"/>
+            <w:tcW w:type="dxa" w:w="1160"/>
             <w:tcBorders>
               <w:top w:val="single" w:sz="4" w:color="D5DDE1"/>
               <w:left w:val="single" w:sz="4" w:color="D5DDE1"/>
@@ -1864,7 +1864,7 @@
         </w:tc>
         <w:tc>
           <w:tcPr>
-            <w:tcW w:type="dxa" w:w="6717"/>
+            <w:tcW w:type="dxa" w:w="6542"/>
             <w:tcBorders>
               <w:top w:val="single" w:sz="4" w:color="D5DDE1"/>
               <w:left w:val="single" w:sz="4" w:color="D5DDE1"/>
@@ -1899,7 +1899,7 @@
         </w:trPr>
         <w:tc>
           <w:tcPr>
-            <w:tcW w:type="dxa" w:w="1502"/>
+            <w:tcW w:type="dxa" w:w="1708"/>
             <w:tcBorders>
               <w:top w:val="single" w:sz="4" w:color="D5DDE1"/>
               <w:left w:val="single" w:sz="4" w:color="D5DDE1"/>
@@ -1917,13 +1917,13 @@
               <w:rPr>
                 <w:sz w:val="19"/>
               </w:rPr>
-              <w:t>20:06–20:11</w:t>
+              <w:t>20:10–20:14</w:t>
             </w:r>
           </w:p>
         </w:tc>
         <w:tc>
           <w:tcPr>
-            <w:tcW w:type="dxa" w:w="1192"/>
+            <w:tcW w:type="dxa" w:w="1160"/>
             <w:tcBorders>
               <w:top w:val="single" w:sz="4" w:color="D5DDE1"/>
               <w:left w:val="single" w:sz="4" w:color="D5DDE1"/>
@@ -1947,7 +1947,7 @@
         </w:tc>
         <w:tc>
           <w:tcPr>
-            <w:tcW w:type="dxa" w:w="6717"/>
+            <w:tcW w:type="dxa" w:w="6542"/>
             <w:tcBorders>
               <w:top w:val="single" w:sz="4" w:color="D5DDE1"/>
               <w:left w:val="single" w:sz="4" w:color="D5DDE1"/>
@@ -1983,7 +1983,7 @@
         </w:trPr>
         <w:tc>
           <w:tcPr>
-            <w:tcW w:type="dxa" w:w="1502"/>
+            <w:tcW w:type="dxa" w:w="1708"/>
             <w:tcBorders>
               <w:top w:val="single" w:sz="4" w:color="D5DDE1"/>
               <w:left w:val="single" w:sz="4" w:color="D5DDE1"/>
@@ -2000,13 +2000,13 @@
               <w:rPr>
                 <w:sz w:val="19"/>
               </w:rPr>
-              <w:t>20:11–20:16</w:t>
+              <w:t>20:14–20:19</w:t>
             </w:r>
           </w:p>
         </w:tc>
         <w:tc>
           <w:tcPr>
-            <w:tcW w:type="dxa" w:w="1192"/>
+            <w:tcW w:type="dxa" w:w="1160"/>
             <w:tcBorders>
               <w:top w:val="single" w:sz="4" w:color="D5DDE1"/>
               <w:left w:val="single" w:sz="4" w:color="D5DDE1"/>
@@ -2029,7 +2029,7 @@
         </w:tc>
         <w:tc>
           <w:tcPr>
-            <w:tcW w:type="dxa" w:w="6717"/>
+            <w:tcW w:type="dxa" w:w="6542"/>
             <w:tcBorders>
               <w:top w:val="single" w:sz="4" w:color="D5DDE1"/>
               <w:left w:val="single" w:sz="4" w:color="D5DDE1"/>
@@ -2064,7 +2064,7 @@
         </w:trPr>
         <w:tc>
           <w:tcPr>
-            <w:tcW w:type="dxa" w:w="1502"/>
+            <w:tcW w:type="dxa" w:w="1708"/>
             <w:tcBorders>
               <w:top w:val="single" w:sz="4" w:color="D5DDE1"/>
               <w:left w:val="single" w:sz="4" w:color="D5DDE1"/>
@@ -2082,13 +2082,13 @@
               <w:rPr>
                 <w:sz w:val="19"/>
               </w:rPr>
-              <w:t>20:16–20:19</w:t>
+              <w:t>20:19–20:22</w:t>
             </w:r>
           </w:p>
         </w:tc>
         <w:tc>
           <w:tcPr>
-            <w:tcW w:type="dxa" w:w="1192"/>
+            <w:tcW w:type="dxa" w:w="1160"/>
             <w:tcBorders>
               <w:top w:val="single" w:sz="4" w:color="D5DDE1"/>
               <w:left w:val="single" w:sz="4" w:color="D5DDE1"/>
@@ -2112,7 +2112,7 @@
         </w:tc>
         <w:tc>
           <w:tcPr>
-            <w:tcW w:type="dxa" w:w="6717"/>
+            <w:tcW w:type="dxa" w:w="6542"/>
             <w:tcBorders>
               <w:top w:val="single" w:sz="4" w:color="D5DDE1"/>
               <w:left w:val="single" w:sz="4" w:color="D5DDE1"/>
@@ -2148,7 +2148,7 @@
         </w:trPr>
         <w:tc>
           <w:tcPr>
-            <w:tcW w:type="dxa" w:w="1502"/>
+            <w:tcW w:type="dxa" w:w="1708"/>
             <w:tcBorders>
               <w:top w:val="single" w:sz="4" w:color="D5DDE1"/>
               <w:left w:val="single" w:sz="4" w:color="D5DDE1"/>
@@ -2165,13 +2165,13 @@
               <w:rPr>
                 <w:sz w:val="19"/>
               </w:rPr>
-              <w:t>20:19–20:22</w:t>
+              <w:t>20:22–20:30</w:t>
             </w:r>
           </w:p>
         </w:tc>
         <w:tc>
           <w:tcPr>
-            <w:tcW w:type="dxa" w:w="1192"/>
+            <w:tcW w:type="dxa" w:w="1160"/>
             <w:tcBorders>
               <w:top w:val="single" w:sz="4" w:color="D5DDE1"/>
               <w:left w:val="single" w:sz="4" w:color="D5DDE1"/>
@@ -2188,103 +2188,19 @@
               <w:rPr>
                 <w:sz w:val="19"/>
               </w:rPr>
-              <w:t>Whole class</w:t>
+              <w:t>You</w:t>
             </w:r>
           </w:p>
         </w:tc>
         <w:tc>
           <w:tcPr>
-            <w:tcW w:type="dxa" w:w="6717"/>
+            <w:tcW w:type="dxa" w:w="6542"/>
             <w:tcBorders>
               <w:top w:val="single" w:sz="4" w:color="D5DDE1"/>
               <w:left w:val="single" w:sz="4" w:color="D5DDE1"/>
               <w:bottom w:val="single" w:sz="4" w:color="D5DDE1"/>
               <w:right w:val="single" w:sz="4" w:color="D5DDE1"/>
             </w:tcBorders>
-          </w:tcPr>
-          <w:p>
-            <w:pPr>
-              <w:keepNext/>
-              <w:spacing w:after="0"/>
-            </w:pPr>
-            <w:r>
-              <w:rPr>
-                <w:b/>
-                <w:sz w:val="19"/>
-              </w:rPr>
-              <w:t>The optional parts</w:t>
-            </w:r>
-            <w:r>
-              <w:rPr>
-                <w:sz w:val="19"/>
-              </w:rPr>
-              <w:t>: what an Introduction, Discussion and Abstract would add</w:t>
-            </w:r>
-          </w:p>
-        </w:tc>
-      </w:tr>
-      <w:tr>
-        <w:trPr>
-          <w:cantSplit w:val="true"/>
-        </w:trPr>
-        <w:tc>
-          <w:tcPr>
-            <w:tcW w:type="dxa" w:w="1502"/>
-            <w:tcBorders>
-              <w:top w:val="single" w:sz="4" w:color="D5DDE1"/>
-              <w:left w:val="single" w:sz="4" w:color="D5DDE1"/>
-              <w:bottom w:val="single" w:sz="4" w:color="D5DDE1"/>
-              <w:right w:val="single" w:sz="4" w:color="D5DDE1"/>
-            </w:tcBorders>
-            <w:shd w:val="clear" w:color="auto" w:fill="F5F9FA"/>
-          </w:tcPr>
-          <w:p>
-            <w:pPr>
-              <w:keepNext/>
-              <w:spacing w:after="0"/>
-            </w:pPr>
-            <w:r>
-              <w:rPr>
-                <w:sz w:val="19"/>
-              </w:rPr>
-              <w:t>20:22–20:30</w:t>
-            </w:r>
-          </w:p>
-        </w:tc>
-        <w:tc>
-          <w:tcPr>
-            <w:tcW w:type="dxa" w:w="1192"/>
-            <w:tcBorders>
-              <w:top w:val="single" w:sz="4" w:color="D5DDE1"/>
-              <w:left w:val="single" w:sz="4" w:color="D5DDE1"/>
-              <w:bottom w:val="single" w:sz="4" w:color="D5DDE1"/>
-              <w:right w:val="single" w:sz="4" w:color="D5DDE1"/>
-            </w:tcBorders>
-            <w:shd w:val="clear" w:color="auto" w:fill="F5F9FA"/>
-          </w:tcPr>
-          <w:p>
-            <w:pPr>
-              <w:keepNext/>
-              <w:spacing w:after="0"/>
-            </w:pPr>
-            <w:r>
-              <w:rPr>
-                <w:sz w:val="19"/>
-              </w:rPr>
-              <w:t>You</w:t>
-            </w:r>
-          </w:p>
-        </w:tc>
-        <w:tc>
-          <w:tcPr>
-            <w:tcW w:type="dxa" w:w="6717"/>
-            <w:tcBorders>
-              <w:top w:val="single" w:sz="4" w:color="D5DDE1"/>
-              <w:left w:val="single" w:sz="4" w:color="D5DDE1"/>
-              <w:bottom w:val="single" w:sz="4" w:color="D5DDE1"/>
-              <w:right w:val="single" w:sz="4" w:color="D5DDE1"/>
-            </w:tcBorders>
-            <w:shd w:val="clear" w:color="auto" w:fill="F5F9FA"/>
           </w:tcPr>
           <w:p>
             <w:pPr>
@@ -2306,13 +2222,14 @@
         </w:trPr>
         <w:tc>
           <w:tcPr>
-            <w:tcW w:type="dxa" w:w="1502"/>
+            <w:tcW w:type="dxa" w:w="1708"/>
             <w:tcBorders>
               <w:top w:val="single" w:sz="4" w:color="D5DDE1"/>
               <w:left w:val="single" w:sz="4" w:color="D5DDE1"/>
               <w:bottom w:val="single" w:sz="4" w:color="D5DDE1"/>
               <w:right w:val="single" w:sz="4" w:color="D5DDE1"/>
             </w:tcBorders>
+            <w:shd w:val="clear" w:color="auto" w:fill="F5F9FA"/>
           </w:tcPr>
           <w:p>
             <w:pPr>
@@ -2322,19 +2239,20 @@
               <w:rPr>
                 <w:sz w:val="19"/>
               </w:rPr>
-              <w:t>Tonight, by 23:59</w:t>
+              <w:t>By 23:59, Sunday 20 December</w:t>
             </w:r>
           </w:p>
         </w:tc>
         <w:tc>
           <w:tcPr>
-            <w:tcW w:type="dxa" w:w="1192"/>
+            <w:tcW w:type="dxa" w:w="1160"/>
             <w:tcBorders>
               <w:top w:val="single" w:sz="4" w:color="D5DDE1"/>
               <w:left w:val="single" w:sz="4" w:color="D5DDE1"/>
               <w:bottom w:val="single" w:sz="4" w:color="D5DDE1"/>
               <w:right w:val="single" w:sz="4" w:color="D5DDE1"/>
             </w:tcBorders>
+            <w:shd w:val="clear" w:color="auto" w:fill="F5F9FA"/>
           </w:tcPr>
           <w:p>
             <w:pPr>
@@ -2350,13 +2268,14 @@
         </w:tc>
         <w:tc>
           <w:tcPr>
-            <w:tcW w:type="dxa" w:w="6717"/>
+            <w:tcW w:type="dxa" w:w="6542"/>
             <w:tcBorders>
               <w:top w:val="single" w:sz="4" w:color="D5DDE1"/>
               <w:left w:val="single" w:sz="4" w:color="D5DDE1"/>
               <w:bottom w:val="single" w:sz="4" w:color="D5DDE1"/>
               <w:right w:val="single" w:sz="4" w:color="D5DDE1"/>
             </w:tcBorders>
+            <w:shd w:val="clear" w:color="auto" w:fill="F5F9FA"/>
           </w:tcPr>
           <w:p>
             <w:pPr>
@@ -2477,7 +2396,7 @@
         <w:t xml:space="preserve">☐  </w:t>
       </w:r>
       <w:r>
-        <w:t>Working title, simulated-data sentence, AI-use statement</w:t>
+        <w:t>Working title and AI-use statement</w:t>
       </w:r>
     </w:p>
     <w:p>
@@ -2485,7 +2404,7 @@
         <w:pStyle w:val="Heading2"/>
       </w:pPr>
       <w:r>
-        <w:t>Optional parts</w:t>
+        <w:t>Other sections (taught in 8.1, optional to submit)</w:t>
       </w:r>
     </w:p>
     <w:p>
@@ -2562,7 +2481,7 @@
         <w:rPr>
           <w:b/>
         </w:rPr>
-        <w:t>by 23:59 tonight</w:t>
+        <w:t>by 23:59 on Sunday 20 December 2026 (Vietnam time)</w:t>
       </w:r>
       <w:r>
         <w:t>. Then the peer review (</w:t>
@@ -2576,7 +2495,7 @@
         <w:t>Peer_Review_Instructions.pdf</w:t>
       </w:r>
       <w:r>
-        <w:t>): your review is due on 2 January 2027, and your revised Results section and response letter (</w:t>
+        <w:t>): your review is due on Wednesday 30 December 2026, and your revised Results section and response letter (</w:t>
       </w:r>
       <w:r>
         <w:rPr>
@@ -2587,7 +2506,7 @@
         <w:t>Response_to_Reviewers_Template.docx</w:t>
       </w:r>
       <w:r>
-        <w:t>) on 30 January 2027.</w:t>
+        <w:t>) on Saturday 9 January 2027.</w:t>
       </w:r>
     </w:p>
     <w:p>

--- a/en/files/sessions/s8_exercises.docx
+++ b/en/files/sessions/s8_exercises.docx
@@ -2475,7 +2475,7 @@
         <w:t>Surname_Firstname_Results_QN.docx</w:t>
       </w:r>
       <w:r>
-        <w:t xml:space="preserve">, emailed to your reviewer and to the course lead (myluong1710@gmail.com) </w:t>
+        <w:t xml:space="preserve">, emailed to your reviewer and to the instructor (myluong1710@gmail.com) </w:t>
       </w:r>
       <w:r>
         <w:rPr>
